--- a/new_remarks/ACForm_Week03_Thesis2.docx
+++ b/new_remarks/ACForm_Week03_Thesis2.docx
@@ -250,7 +250,7 @@
           <w:rFonts w:ascii="Verdana" w:hAnsi="Verdana"/>
           <w:sz w:val="20"/>
         </w:rPr>
-        <w:t>3</w:t>
+        <w:t>4</w:t>
       </w:r>
     </w:p>
     <w:tbl>
@@ -630,6 +630,26 @@
               <w:t>Python compiler and core gameplay.</w:t>
             </w:r>
           </w:p>
+          <w:p>
+            <w:pPr>
+              <w:pStyle w:val="ListParagraph"/>
+              <w:numPr>
+                <w:ilvl w:val="0"/>
+                <w:numId w:val="7"/>
+              </w:numPr>
+              <w:rPr>
+                <w:rFonts w:ascii="Verdana" w:hAnsi="Verdana"/>
+                <w:sz w:val="20"/>
+              </w:rPr>
+            </w:pPr>
+            <w:r>
+              <w:rPr>
+                <w:rFonts w:ascii="Verdana" w:hAnsi="Verdana"/>
+                <w:sz w:val="20"/>
+              </w:rPr>
+              <w:t>Gameplay enhancements and last consultation fixes.</w:t>
+            </w:r>
+          </w:p>
         </w:tc>
         <w:tc>
           <w:tcPr>
@@ -654,7 +674,7 @@
                 <w:sz w:val="20"/>
                 <w:szCs w:val="16"/>
               </w:rPr>
-              <w:t>Lua Interaction Bug — Fix Lua-related block interaction issues.</w:t>
+              <w:t>Animation for mission completion</w:t>
             </w:r>
           </w:p>
           <w:p>
@@ -676,7 +696,7 @@
                 <w:sz w:val="20"/>
                 <w:szCs w:val="16"/>
               </w:rPr>
-              <w:t>Cave Persistence Bug — Prevent torches/blocks from disappearing after leaving caves.</w:t>
+              <w:t>Reason for opening inventory</w:t>
             </w:r>
           </w:p>
           <w:p>
@@ -698,7 +718,7 @@
                 <w:sz w:val="20"/>
                 <w:szCs w:val="16"/>
               </w:rPr>
-              <w:t>Cave Item Drops — Investigate and prevent dropped items from disappearing inside caves.</w:t>
+              <w:t>All non-combat items should have weak base damage</w:t>
             </w:r>
           </w:p>
           <w:p>
@@ -720,7 +740,7 @@
                 <w:sz w:val="20"/>
                 <w:szCs w:val="16"/>
               </w:rPr>
-              <w:t>Python Compiler — Complete the Python compiler by next Saturday.</w:t>
+              <w:t>Show progress of item amount in quest (e.g., x/20)</w:t>
             </w:r>
           </w:p>
           <w:p>
@@ -742,7 +762,7 @@
                 <w:sz w:val="20"/>
                 <w:szCs w:val="16"/>
               </w:rPr>
-              <w:t>Dropped Item Glow — Add a small glow effect to dropped items.</w:t>
+              <w:t>Tutorial for controls</w:t>
             </w:r>
           </w:p>
           <w:p>
@@ -764,25 +784,7 @@
                 <w:sz w:val="20"/>
                 <w:szCs w:val="16"/>
               </w:rPr>
-              <w:t xml:space="preserve">Education Focus — Prioritize the educational aspect of </w:t>
-            </w:r>
-            <w:proofErr w:type="spellStart"/>
-            <w:r>
-              <w:rPr>
-                <w:rFonts w:ascii="Verdana" w:hAnsi="Verdana"/>
-                <w:sz w:val="20"/>
-                <w:szCs w:val="16"/>
-              </w:rPr>
-              <w:t>SandEE</w:t>
-            </w:r>
-            <w:proofErr w:type="spellEnd"/>
-            <w:r>
-              <w:rPr>
-                <w:rFonts w:ascii="Verdana" w:hAnsi="Verdana"/>
-                <w:sz w:val="20"/>
-                <w:szCs w:val="16"/>
-              </w:rPr>
-              <w:t>.</w:t>
+              <w:t>Remapping controls</w:t>
             </w:r>
           </w:p>
           <w:p>
@@ -804,7 +806,7 @@
                 <w:sz w:val="20"/>
                 <w:szCs w:val="16"/>
               </w:rPr>
-              <w:t>Missions — Add gameplay and programming missions to support progression and learning.</w:t>
+              <w:t>Highlight name when hovering</w:t>
             </w:r>
           </w:p>
           <w:p>
@@ -826,7 +828,7 @@
                 <w:sz w:val="20"/>
                 <w:szCs w:val="16"/>
               </w:rPr>
-              <w:t>Mission List UI — Display active/accepted missions visibly, including progress; remove missions from the list once completed.</w:t>
+              <w:t>Move sticks to materials</w:t>
             </w:r>
           </w:p>
           <w:p>
@@ -848,15 +850,7 @@
                 <w:sz w:val="20"/>
                 <w:szCs w:val="16"/>
               </w:rPr>
-              <w:t>Mission Categories — Separate gameplay and programming missions</w:t>
-            </w:r>
-            <w:r>
-              <w:rPr>
-                <w:rFonts w:ascii="Verdana" w:hAnsi="Verdana"/>
-                <w:sz w:val="20"/>
-                <w:szCs w:val="16"/>
-              </w:rPr>
-              <w:t>.</w:t>
+              <w:t>List of materials and their locations (cheat sheet)</w:t>
             </w:r>
           </w:p>
           <w:p>
@@ -878,7 +872,223 @@
                 <w:sz w:val="20"/>
                 <w:szCs w:val="16"/>
               </w:rPr>
-              <w:t>Mission Draft — Create an initial set of 10 missions, progressing from basic gameplay tasks toward programming tasks.</w:t>
+              <w:t>Item still interacts even when not directly clicking on the item itself</w:t>
+            </w:r>
+          </w:p>
+          <w:p>
+            <w:pPr>
+              <w:pStyle w:val="ListParagraph"/>
+              <w:numPr>
+                <w:ilvl w:val="0"/>
+                <w:numId w:val="7"/>
+              </w:numPr>
+              <w:rPr>
+                <w:rFonts w:ascii="Verdana" w:hAnsi="Verdana"/>
+                <w:sz w:val="20"/>
+                <w:szCs w:val="16"/>
+              </w:rPr>
+            </w:pPr>
+            <w:r>
+              <w:rPr>
+                <w:rFonts w:ascii="Verdana" w:hAnsi="Verdana"/>
+                <w:sz w:val="20"/>
+                <w:szCs w:val="16"/>
+              </w:rPr>
+              <w:t>Attack while running feature</w:t>
+            </w:r>
+          </w:p>
+          <w:p>
+            <w:pPr>
+              <w:pStyle w:val="ListParagraph"/>
+              <w:numPr>
+                <w:ilvl w:val="0"/>
+                <w:numId w:val="7"/>
+              </w:numPr>
+              <w:rPr>
+                <w:rFonts w:ascii="Verdana" w:hAnsi="Verdana"/>
+                <w:sz w:val="20"/>
+                <w:szCs w:val="16"/>
+              </w:rPr>
+            </w:pPr>
+            <w:proofErr w:type="spellStart"/>
+            <w:r>
+              <w:rPr>
+                <w:rFonts w:ascii="Verdana" w:hAnsi="Verdana"/>
+                <w:sz w:val="20"/>
+                <w:szCs w:val="16"/>
+              </w:rPr>
+              <w:t>LuaPedia</w:t>
+            </w:r>
+            <w:proofErr w:type="spellEnd"/>
+            <w:r>
+              <w:rPr>
+                <w:rFonts w:ascii="Verdana" w:hAnsi="Verdana"/>
+                <w:sz w:val="20"/>
+                <w:szCs w:val="16"/>
+              </w:rPr>
+              <w:t xml:space="preserve"> &amp; </w:t>
+            </w:r>
+            <w:proofErr w:type="spellStart"/>
+            <w:r>
+              <w:rPr>
+                <w:rFonts w:ascii="Verdana" w:hAnsi="Verdana"/>
+                <w:sz w:val="20"/>
+                <w:szCs w:val="16"/>
+              </w:rPr>
+              <w:t>PythoPedia</w:t>
+            </w:r>
+            <w:proofErr w:type="spellEnd"/>
+          </w:p>
+          <w:p>
+            <w:pPr>
+              <w:pStyle w:val="ListParagraph"/>
+              <w:numPr>
+                <w:ilvl w:val="0"/>
+                <w:numId w:val="7"/>
+              </w:numPr>
+              <w:rPr>
+                <w:rFonts w:ascii="Verdana" w:hAnsi="Verdana"/>
+                <w:sz w:val="20"/>
+                <w:szCs w:val="16"/>
+              </w:rPr>
+            </w:pPr>
+            <w:r>
+              <w:rPr>
+                <w:rFonts w:ascii="Verdana" w:hAnsi="Verdana"/>
+                <w:sz w:val="20"/>
+                <w:szCs w:val="16"/>
+              </w:rPr>
+              <w:t>Change parentheses to parameters (Lua Print)</w:t>
+            </w:r>
+          </w:p>
+          <w:p>
+            <w:pPr>
+              <w:pStyle w:val="ListParagraph"/>
+              <w:numPr>
+                <w:ilvl w:val="0"/>
+                <w:numId w:val="7"/>
+              </w:numPr>
+              <w:rPr>
+                <w:rFonts w:ascii="Verdana" w:hAnsi="Verdana"/>
+                <w:sz w:val="20"/>
+                <w:szCs w:val="16"/>
+              </w:rPr>
+            </w:pPr>
+            <w:proofErr w:type="spellStart"/>
+            <w:r>
+              <w:rPr>
+                <w:rFonts w:ascii="Verdana" w:hAnsi="Verdana"/>
+                <w:sz w:val="20"/>
+                <w:szCs w:val="16"/>
+              </w:rPr>
+              <w:t>Minimap</w:t>
+            </w:r>
+            <w:proofErr w:type="spellEnd"/>
+          </w:p>
+          <w:p>
+            <w:pPr>
+              <w:pStyle w:val="ListParagraph"/>
+              <w:numPr>
+                <w:ilvl w:val="0"/>
+                <w:numId w:val="7"/>
+              </w:numPr>
+              <w:rPr>
+                <w:rFonts w:ascii="Verdana" w:hAnsi="Verdana"/>
+                <w:sz w:val="20"/>
+                <w:szCs w:val="16"/>
+              </w:rPr>
+            </w:pPr>
+            <w:r>
+              <w:rPr>
+                <w:rFonts w:ascii="Verdana" w:hAnsi="Verdana"/>
+                <w:sz w:val="20"/>
+                <w:szCs w:val="16"/>
+              </w:rPr>
+              <w:t>Add overworld stones/boulders</w:t>
+            </w:r>
+          </w:p>
+          <w:p>
+            <w:pPr>
+              <w:pStyle w:val="ListParagraph"/>
+              <w:numPr>
+                <w:ilvl w:val="0"/>
+                <w:numId w:val="7"/>
+              </w:numPr>
+              <w:rPr>
+                <w:rFonts w:ascii="Verdana" w:hAnsi="Verdana"/>
+                <w:sz w:val="20"/>
+                <w:szCs w:val="16"/>
+              </w:rPr>
+            </w:pPr>
+            <w:r>
+              <w:rPr>
+                <w:rFonts w:ascii="Verdana" w:hAnsi="Verdana"/>
+                <w:sz w:val="20"/>
+                <w:szCs w:val="16"/>
+              </w:rPr>
+              <w:t>Balance enemy AI, no spawn-camping</w:t>
+            </w:r>
+          </w:p>
+          <w:p>
+            <w:pPr>
+              <w:pStyle w:val="ListParagraph"/>
+              <w:numPr>
+                <w:ilvl w:val="0"/>
+                <w:numId w:val="7"/>
+              </w:numPr>
+              <w:rPr>
+                <w:rFonts w:ascii="Verdana" w:hAnsi="Verdana"/>
+                <w:sz w:val="20"/>
+                <w:szCs w:val="16"/>
+              </w:rPr>
+            </w:pPr>
+            <w:r>
+              <w:rPr>
+                <w:rFonts w:ascii="Verdana" w:hAnsi="Verdana"/>
+                <w:sz w:val="20"/>
+                <w:szCs w:val="16"/>
+              </w:rPr>
+              <w:t xml:space="preserve">Option for </w:t>
+            </w:r>
+            <w:proofErr w:type="gramStart"/>
+            <w:r>
+              <w:rPr>
+                <w:rFonts w:ascii="Verdana" w:hAnsi="Verdana"/>
+                <w:sz w:val="20"/>
+                <w:szCs w:val="16"/>
+              </w:rPr>
+              <w:t>camera</w:t>
+            </w:r>
+            <w:proofErr w:type="gramEnd"/>
+            <w:r>
+              <w:rPr>
+                <w:rFonts w:ascii="Verdana" w:hAnsi="Verdana"/>
+                <w:sz w:val="20"/>
+                <w:szCs w:val="16"/>
+              </w:rPr>
+              <w:t xml:space="preserve"> to follow robots</w:t>
+            </w:r>
+          </w:p>
+          <w:p>
+            <w:pPr>
+              <w:pStyle w:val="ListParagraph"/>
+              <w:numPr>
+                <w:ilvl w:val="0"/>
+                <w:numId w:val="7"/>
+              </w:numPr>
+              <w:rPr>
+                <w:rFonts w:ascii="Verdana" w:hAnsi="Verdana"/>
+                <w:sz w:val="20"/>
+                <w:szCs w:val="16"/>
+              </w:rPr>
+            </w:pPr>
+            <w:r>
+              <w:rPr>
+                <w:rFonts w:ascii="Verdana" w:hAnsi="Verdana"/>
+                <w:sz w:val="20"/>
+                <w:szCs w:val="16"/>
+              </w:rPr>
+              <w:t>Robot companion while exploring</w:t>
             </w:r>
           </w:p>
         </w:tc>
